--- a/Phân tích và thiết kế hệ thống.docx
+++ b/Phân tích và thiết kế hệ thống.docx
@@ -2296,6 +2296,75 @@
     <w:p>
       <w:pPr>
         <w:rPr>
+          <w:b/>
+          <w:bCs/>
+          <w:lang w:val="vi-VN"/>
+        </w:rPr>
+      </w:pPr>
+      <w:r>
+        <w:rPr>
+          <w:b/>
+          <w:bCs/>
+          <w:lang w:val="vi-VN"/>
+        </w:rPr>
+        <w:t>Thiết lập quan hệ:</w:t>
+      </w:r>
+    </w:p>
+    <w:p>
+      <w:pPr>
+        <w:rPr>
+          <w:lang w:val="vi-VN"/>
+        </w:rPr>
+      </w:pPr>
+      <w:r>
+        <w:rPr>
+          <w:lang w:val="vi-VN"/>
+        </w:rPr>
+        <w:t xml:space="preserve">Khách hàng </w:t>
+      </w:r>
+      <w:r>
+        <w:rPr>
+          <w:lang w:val="vi-VN"/>
+        </w:rPr>
+        <w:t xml:space="preserve">1 - </w:t>
+      </w:r>
+      <w:r>
+        <w:rPr>
+          <w:lang w:val="vi-VN"/>
+        </w:rPr>
+        <w:t xml:space="preserve"> đơn hàng </w:t>
+      </w:r>
+      <w:r>
+        <w:rPr>
+          <w:lang w:val="vi-VN"/>
+        </w:rPr>
+        <w:t xml:space="preserve"> </w:t>
+      </w:r>
+      <w:r>
+        <w:rPr>
+          <w:lang w:val="vi-VN"/>
+        </w:rPr>
+        <w:t>0...*</w:t>
+      </w:r>
+    </w:p>
+    <w:p>
+      <w:pPr>
+        <w:rPr>
+          <w:lang w:val="vi-VN"/>
+        </w:rPr>
+      </w:pPr>
+      <w:r>
+        <w:rPr>
+          <w:lang w:val="vi-VN"/>
+        </w:rPr>
+        <w:t>Đơn hàng 1..* - sách liên quan: 1...*</w:t>
+      </w:r>
+    </w:p>
+    <w:p>
+      <w:pPr>
+        <w:rPr>
+          <w:b/>
+          <w:bCs/>
           <w:lang w:val="vi-VN"/>
         </w:rPr>
       </w:pPr>
